--- a/internal_doc/03.开发设计/spt/Jsapi-Insert带返回值.docx
+++ b/internal_doc/03.开发设计/spt/Jsapi-Insert带返回值.docx
@@ -1061,9 +1061,6 @@
       <w:pPr>
         <w:pStyle w:val="aa"/>
         <w:ind w:left="780" w:firstLineChars="0" w:firstLine="0"/>
-        <w:rPr>
-          <w:rFonts w:hint="eastAsia"/>
-        </w:rPr>
       </w:pPr>
       <w:r>
         <w:t>db.collectionspace.collection.insert(&lt;doc|docs&gt;,[</w:t>
@@ -1928,8 +1925,6 @@
       <w:r>
         <w:t xml:space="preserve"> </w:t>
       </w:r>
-      <w:bookmarkStart w:id="0" w:name="_GoBack"/>
-      <w:bookmarkEnd w:id="0"/>
     </w:p>
     <w:p>
       <w:pPr>
@@ -1988,11 +1983,6 @@
       </w:r>
     </w:p>
     <w:p>
-      <w:pPr>
-        <w:rPr>
-          <w:rFonts w:hint="eastAsia"/>
-        </w:rPr>
-      </w:pPr>
       <w:r>
         <w:rPr>
           <w:rFonts w:hint="eastAsia"/>
@@ -2155,10 +2145,10 @@
             <v:path o:extrusionok="f" gradientshapeok="t" o:connecttype="rect"/>
             <o:lock v:ext="edit" aspectratio="t"/>
           </v:shapetype>
-          <v:shape id="_x0000_i1027" type="#_x0000_t75" style="width:367.5pt;height:440.9pt" o:ole="">
+          <v:shape id="_x0000_i1025" type="#_x0000_t75" style="width:367.5pt;height:440.9pt" o:ole="">
             <v:imagedata r:id="rId7" o:title=""/>
           </v:shape>
-          <o:OLEObject Type="Embed" ProgID="Visio.Drawing.15" ShapeID="_x0000_i1027" DrawAspect="Content" ObjectID="_1603734135" r:id="rId8"/>
+          <o:OLEObject Type="Embed" ProgID="Visio.Drawing.15" ShapeID="_x0000_i1025" DrawAspect="Content" ObjectID="_1603890692" r:id="rId8"/>
         </w:object>
       </w:r>
     </w:p>
@@ -2178,9 +2168,6 @@
           <w:numId w:val="11"/>
         </w:numPr>
         <w:ind w:firstLineChars="0"/>
-        <w:rPr>
-          <w:rFonts w:hint="eastAsia"/>
-        </w:rPr>
       </w:pPr>
       <w:r>
         <w:rPr>
@@ -2386,9 +2373,6 @@
           <w:numId w:val="12"/>
         </w:numPr>
         <w:ind w:firstLineChars="0"/>
-        <w:rPr>
-          <w:rFonts w:hint="eastAsia"/>
-        </w:rPr>
       </w:pPr>
       <w:r>
         <w:rPr>
@@ -3074,9 +3058,9 @@
         <w:tblLook w:val="04A0" w:firstRow="1" w:lastRow="0" w:firstColumn="1" w:lastColumn="0" w:noHBand="0" w:noVBand="1"/>
       </w:tblPr>
       <w:tblGrid>
-        <w:gridCol w:w="885"/>
-        <w:gridCol w:w="2552"/>
-        <w:gridCol w:w="4728"/>
+        <w:gridCol w:w="845"/>
+        <w:gridCol w:w="2855"/>
+        <w:gridCol w:w="4465"/>
       </w:tblGrid>
       <w:tr>
         <w:tc>
@@ -3149,6 +3133,12 @@
             <w:pPr>
               <w:ind w:left="0"/>
             </w:pPr>
+            <w:r>
+              <w:rPr>
+                <w:rFonts w:hint="eastAsia"/>
+              </w:rPr>
+              <w:t>1</w:t>
+            </w:r>
           </w:p>
         </w:tc>
         <w:tc>
@@ -3159,6 +3149,38 @@
             <w:pPr>
               <w:ind w:left="0"/>
             </w:pPr>
+            <w:r>
+              <w:rPr>
+                <w:rFonts w:hint="eastAsia"/>
+              </w:rPr>
+              <w:t>插入多条重复键的记录时，</w:t>
+            </w:r>
+            <w:r>
+              <w:rPr>
+                <w:rFonts w:hint="eastAsia"/>
+              </w:rPr>
+              <w:t>设置</w:t>
+            </w:r>
+            <w:r>
+              <w:t>”FLG_INSERT_RETURN_OID”</w:t>
+            </w:r>
+            <w:r>
+              <w:rPr>
+                <w:rFonts w:hint="eastAsia"/>
+              </w:rPr>
+              <w:t>会将这些重复</w:t>
+            </w:r>
+            <w:r>
+              <w:t>”_id”</w:t>
+            </w:r>
+            <w:r>
+              <w:rPr>
+                <w:rFonts w:hint="eastAsia"/>
+              </w:rPr>
+              <w:t>字段的内容返回。</w:t>
+            </w:r>
+            <w:bookmarkStart w:id="0" w:name="_GoBack"/>
+            <w:bookmarkEnd w:id="0"/>
           </w:p>
         </w:tc>
         <w:tc>
@@ -3168,7 +3190,55 @@
           <w:p>
             <w:pPr>
               <w:ind w:left="0"/>
-            </w:pPr>
+              <w:rPr>
+                <w:rFonts w:hint="eastAsia"/>
+              </w:rPr>
+            </w:pPr>
+            <w:r>
+              <w:rPr>
+                <w:rFonts w:hint="eastAsia"/>
+              </w:rPr>
+              <w:t>目前（</w:t>
+            </w:r>
+            <w:r>
+              <w:rPr>
+                <w:rFonts w:hint="eastAsia"/>
+              </w:rPr>
+              <w:t>v3.0.2</w:t>
+            </w:r>
+            <w:r>
+              <w:rPr>
+                <w:rFonts w:hint="eastAsia"/>
+              </w:rPr>
+              <w:t>），</w:t>
+            </w:r>
+            <w:r>
+              <w:t>”_id”</w:t>
+            </w:r>
+            <w:r>
+              <w:rPr>
+                <w:rFonts w:hint="eastAsia"/>
+              </w:rPr>
+              <w:t>字段的内容是由驱动提取并返回的。所以，驱动是不知道</w:t>
+            </w:r>
+            <w:r>
+              <w:t>”_id”</w:t>
+            </w:r>
+            <w:r>
+              <w:rPr>
+                <w:rFonts w:hint="eastAsia"/>
+              </w:rPr>
+              <w:t>字段的内容是否重复的。等以后由引擎返回</w:t>
+            </w:r>
+            <w:r>
+              <w:t>”_id”</w:t>
+            </w:r>
+            <w:r>
+              <w:rPr>
+                <w:rFonts w:hint="eastAsia"/>
+              </w:rPr>
+              <w:t>字段的内容时，在处理该问题。</w:t>
+            </w:r>
           </w:p>
         </w:tc>
       </w:tr>
@@ -3467,9 +3537,6 @@
           <w:p>
             <w:pPr>
               <w:ind w:left="0"/>
-              <w:rPr>
-                <w:rFonts w:hint="eastAsia"/>
-              </w:rPr>
             </w:pPr>
             <w:r>
               <w:rPr>
@@ -3510,13 +3577,7 @@
               <w:ind w:left="0"/>
             </w:pPr>
             <w:r>
-              <w:t>db.foo.bar.insert({a:1}</w:t>
-            </w:r>
-            <w:r>
-              <w:t>, 0</w:t>
-            </w:r>
-            <w:r>
-              <w:t>)</w:t>
+              <w:t>db.foo.bar.insert({a:1}, 0)</w:t>
             </w:r>
           </w:p>
         </w:tc>
@@ -3570,13 +3631,7 @@
               <w:ind w:left="0"/>
             </w:pPr>
             <w:r>
-              <w:t>db.foo.bar.insert({a:1}</w:t>
-            </w:r>
-            <w:r>
-              <w:t>, SDB_INSERT_RETURN_ID</w:t>
-            </w:r>
-            <w:r>
-              <w:t>)</w:t>
+              <w:t>db.foo.bar.insert({a:1}, SDB_INSERT_RETURN_ID)</w:t>
             </w:r>
             <w:r>
               <w:rPr>
@@ -3585,7 +3640,6 @@
               <w:t>或者</w:t>
             </w:r>
             <w:r>
-              <w:lastRenderedPageBreak/>
               <w:t>db.foo.bar.insert({a:1</w:t>
             </w:r>
             <w:r>
@@ -3611,7 +3665,6 @@
               <w:rPr>
                 <w:rFonts w:hint="eastAsia"/>
               </w:rPr>
-              <w:lastRenderedPageBreak/>
               <w:t>ok</w:t>
             </w:r>
           </w:p>
@@ -3704,13 +3757,7 @@
               <w:ind w:left="0"/>
             </w:pPr>
             <w:r>
-              <w:t>db.foo.bar.insert(</w:t>
-            </w:r>
-            <w:r>
-              <w:t>[]</w:t>
-            </w:r>
-            <w:r>
-              <w:t>)</w:t>
+              <w:t>db.foo.bar.insert([])</w:t>
             </w:r>
           </w:p>
         </w:tc>
@@ -3761,10 +3808,7 @@
               <w:ind w:left="0"/>
             </w:pPr>
             <w:r>
-              <w:t>db.foo.bar.insert([</w:t>
-            </w:r>
-            <w:r>
-              <w:t>{a:1}</w:t>
+              <w:t>db.foo.bar.insert([{a:1}</w:t>
             </w:r>
             <w:r>
               <w:t>,{b:1}</w:t>
@@ -3821,13 +3865,7 @@
               <w:ind w:left="0"/>
             </w:pPr>
             <w:r>
-              <w:t>db.foo.bar.insert([{a:1},{b:1}]</w:t>
-            </w:r>
-            <w:r>
-              <w:t xml:space="preserve">, </w:t>
-            </w:r>
-            <w:r>
-              <w:t>SDB_INSERT_CONTONDUP)</w:t>
+              <w:t>db.foo.bar.insert([{a:1},{b:1}], SDB_INSERT_CONTONDUP)</w:t>
             </w:r>
           </w:p>
         </w:tc>
@@ -3932,13 +3970,7 @@
               <w:ind w:left="0"/>
             </w:pPr>
             <w:r>
-              <w:t xml:space="preserve">db.foo.bar.insert([{a:1},{b:1}], </w:t>
-            </w:r>
-            <w:r>
-              <w:t>SDB_INSERT_RETURN_ID</w:t>
-            </w:r>
-            <w:r>
-              <w:t>)</w:t>
+              <w:t>db.foo.bar.insert([{a:1},{b:1}], SDB_INSERT_RETURN_ID)</w:t>
             </w:r>
           </w:p>
         </w:tc>
@@ -4020,13 +4052,7 @@
               <w:ind w:left="0"/>
             </w:pPr>
             <w:r>
-              <w:t>db.foo.bar.insert({a:1},</w:t>
-            </w:r>
-            <w:r>
-              <w:t>{ReturnOID:true}</w:t>
-            </w:r>
-            <w:r>
-              <w:t>)</w:t>
+              <w:t>db.foo.bar.insert({a:1},{ReturnOID:true})</w:t>
             </w:r>
           </w:p>
         </w:tc>
@@ -4077,13 +4103,7 @@
               <w:ind w:left="0"/>
             </w:pPr>
             <w:r>
-              <w:t>db.foo.bar.insert({a:1},{ReturnOID:true</w:t>
-            </w:r>
-            <w:r>
-              <w:t>, ContOnDup:true</w:t>
-            </w:r>
-            <w:r>
-              <w:t>})</w:t>
+              <w:t>db.foo.bar.insert({a:1},{ReturnOID:true, ContOnDup:true})</w:t>
             </w:r>
           </w:p>
         </w:tc>
@@ -4134,25 +4154,7 @@
               <w:ind w:left="0"/>
             </w:pPr>
             <w:r>
-              <w:t>db.foo.bar.insert(</w:t>
-            </w:r>
-            <w:r>
-              <w:t>[</w:t>
-            </w:r>
-            <w:r>
-              <w:t>{a:1</w:t>
-            </w:r>
-            <w:r>
-              <w:t>, _id:1</w:t>
-            </w:r>
-            <w:r>
-              <w:t>}</w:t>
-            </w:r>
-            <w:r>
-              <w:t>,{b:1,_id:1} ]</w:t>
-            </w:r>
-            <w:r>
-              <w:t>,{ReturnOID:true, ContOnDup:true})</w:t>
+              <w:t>db.foo.bar.insert([{a:1, _id:1},{b:1,_id:1} ],{ReturnOID:true, ContOnDup:true})</w:t>
             </w:r>
           </w:p>
         </w:tc>
